--- a/templates_docx/Due_Notice_PSF_Template.docx
+++ b/templates_docx/Due_Notice_PSF_Template.docx
@@ -3318,950 +3318,6 @@
         <w:pStyle w:val="BodyText"/>
         <w:spacing w:before="22"/>
       </w:pPr>
-    </w:p>
-    <w:p>
-      <w:pPr>
-        <w:spacing w:before="1" w:line="228" w:lineRule="auto"/>
-        <w:ind w:left="76" w:right="282"/>
-        <w:jc w:val="both"/>
-        <w:rPr>
-          <w:b/>
-          <w:sz w:val="17"/>
-        </w:rPr>
-      </w:pPr>
-      <w:r>
-        <w:rPr>
-          <w:spacing w:val="-6"/>
-          <w:sz w:val="16"/>
-        </w:rPr>
-        <w:t>Please ensure</w:t>
-      </w:r>
-      <w:r>
-        <w:rPr>
-          <w:spacing w:val="-4"/>
-          <w:sz w:val="16"/>
-        </w:rPr>
-        <w:t xml:space="preserve"> </w:t>
-      </w:r>
-      <w:r>
-        <w:rPr>
-          <w:spacing w:val="-6"/>
-          <w:sz w:val="16"/>
-        </w:rPr>
-        <w:t>that</w:t>
-      </w:r>
-      <w:r>
-        <w:rPr>
-          <w:spacing w:val="-4"/>
-          <w:sz w:val="16"/>
-        </w:rPr>
-        <w:t xml:space="preserve"> </w:t>
-      </w:r>
-      <w:r>
-        <w:rPr>
-          <w:spacing w:val="-6"/>
-          <w:sz w:val="16"/>
-        </w:rPr>
-        <w:t>payments</w:t>
-      </w:r>
-      <w:r>
-        <w:rPr>
-          <w:spacing w:val="-4"/>
-          <w:sz w:val="16"/>
-        </w:rPr>
-        <w:t xml:space="preserve"> </w:t>
-      </w:r>
-      <w:r>
-        <w:rPr>
-          <w:spacing w:val="-6"/>
-          <w:sz w:val="16"/>
-        </w:rPr>
-        <w:t>are</w:t>
-      </w:r>
-      <w:r>
-        <w:rPr>
-          <w:spacing w:val="-4"/>
-          <w:sz w:val="16"/>
-        </w:rPr>
-        <w:t xml:space="preserve"> </w:t>
-      </w:r>
-      <w:r>
-        <w:rPr>
-          <w:spacing w:val="-6"/>
-          <w:sz w:val="16"/>
-        </w:rPr>
-        <w:t>made</w:t>
-      </w:r>
-      <w:r>
-        <w:rPr>
-          <w:spacing w:val="-4"/>
-          <w:sz w:val="16"/>
-        </w:rPr>
-        <w:t xml:space="preserve"> </w:t>
-      </w:r>
-      <w:r>
-        <w:rPr>
-          <w:spacing w:val="-6"/>
-          <w:sz w:val="16"/>
-        </w:rPr>
-        <w:t>directly</w:t>
-      </w:r>
-      <w:r>
-        <w:rPr>
-          <w:spacing w:val="-4"/>
-          <w:sz w:val="16"/>
-        </w:rPr>
-        <w:t xml:space="preserve"> </w:t>
-      </w:r>
-      <w:r>
-        <w:rPr>
-          <w:spacing w:val="-6"/>
-          <w:sz w:val="16"/>
-        </w:rPr>
-        <w:t>at</w:t>
-      </w:r>
-      <w:r>
-        <w:rPr>
-          <w:spacing w:val="-4"/>
-          <w:sz w:val="16"/>
-        </w:rPr>
-        <w:t xml:space="preserve"> </w:t>
-      </w:r>
-      <w:r>
-        <w:rPr>
-          <w:spacing w:val="-6"/>
-          <w:sz w:val="16"/>
-        </w:rPr>
-        <w:t>the</w:t>
-      </w:r>
-      <w:r>
-        <w:rPr>
-          <w:spacing w:val="-4"/>
-          <w:sz w:val="16"/>
-        </w:rPr>
-        <w:t xml:space="preserve"> </w:t>
-      </w:r>
-      <w:r>
-        <w:rPr>
-          <w:spacing w:val="-6"/>
-          <w:sz w:val="16"/>
-        </w:rPr>
-        <w:t>office</w:t>
-      </w:r>
-      <w:r>
-        <w:rPr>
-          <w:spacing w:val="-4"/>
-          <w:sz w:val="16"/>
-        </w:rPr>
-        <w:t xml:space="preserve"> </w:t>
-      </w:r>
-      <w:r>
-        <w:rPr>
-          <w:spacing w:val="-6"/>
-          <w:sz w:val="16"/>
-        </w:rPr>
-        <w:t>of</w:t>
-      </w:r>
-      <w:r>
-        <w:rPr>
-          <w:spacing w:val="-4"/>
-          <w:sz w:val="16"/>
-        </w:rPr>
-        <w:t xml:space="preserve"> </w:t>
-      </w:r>
-      <w:r>
-        <w:rPr>
-          <w:spacing w:val="-6"/>
-          <w:sz w:val="16"/>
-        </w:rPr>
-        <w:t>Padma</w:t>
-      </w:r>
-      <w:r>
-        <w:rPr>
-          <w:spacing w:val="-4"/>
-          <w:sz w:val="16"/>
-        </w:rPr>
-        <w:t xml:space="preserve"> </w:t>
-      </w:r>
-      <w:r>
-        <w:rPr>
-          <w:spacing w:val="-6"/>
-          <w:sz w:val="16"/>
-        </w:rPr>
-        <w:t>Sai</w:t>
-      </w:r>
-      <w:r>
-        <w:rPr>
-          <w:spacing w:val="-4"/>
-          <w:sz w:val="16"/>
-        </w:rPr>
-        <w:t xml:space="preserve"> </w:t>
-      </w:r>
-      <w:r>
-        <w:rPr>
-          <w:spacing w:val="-6"/>
-          <w:sz w:val="16"/>
-        </w:rPr>
-        <w:t>Holdings</w:t>
-      </w:r>
-      <w:r>
-        <w:rPr>
-          <w:spacing w:val="-4"/>
-          <w:sz w:val="16"/>
-        </w:rPr>
-        <w:t xml:space="preserve"> </w:t>
-      </w:r>
-      <w:r>
-        <w:rPr>
-          <w:spacing w:val="-6"/>
-          <w:sz w:val="16"/>
-        </w:rPr>
-        <w:t>Pvt</w:t>
-      </w:r>
-      <w:r>
-        <w:rPr>
-          <w:spacing w:val="-4"/>
-          <w:sz w:val="16"/>
-        </w:rPr>
-        <w:t xml:space="preserve"> </w:t>
-      </w:r>
-      <w:r>
-        <w:rPr>
-          <w:spacing w:val="-6"/>
-          <w:sz w:val="16"/>
-        </w:rPr>
-        <w:t>Ltd</w:t>
-      </w:r>
-      <w:r>
-        <w:rPr>
-          <w:spacing w:val="-4"/>
-          <w:sz w:val="16"/>
-        </w:rPr>
-        <w:t xml:space="preserve"> </w:t>
-      </w:r>
-      <w:r>
-        <w:rPr>
-          <w:spacing w:val="-6"/>
-          <w:sz w:val="16"/>
-        </w:rPr>
-        <w:t>and</w:t>
-      </w:r>
-      <w:r>
-        <w:rPr>
-          <w:spacing w:val="-4"/>
-          <w:sz w:val="16"/>
-        </w:rPr>
-        <w:t xml:space="preserve"> </w:t>
-      </w:r>
-      <w:r>
-        <w:rPr>
-          <w:spacing w:val="-6"/>
-          <w:sz w:val="16"/>
-        </w:rPr>
-        <w:t>obtain</w:t>
-      </w:r>
-      <w:r>
-        <w:rPr>
-          <w:spacing w:val="-4"/>
-          <w:sz w:val="16"/>
-        </w:rPr>
-        <w:t xml:space="preserve"> </w:t>
-      </w:r>
-      <w:r>
-        <w:rPr>
-          <w:spacing w:val="-6"/>
-          <w:sz w:val="16"/>
-        </w:rPr>
-        <w:t>an</w:t>
-      </w:r>
-      <w:r>
-        <w:rPr>
-          <w:spacing w:val="-4"/>
-          <w:sz w:val="16"/>
-        </w:rPr>
-        <w:t xml:space="preserve"> </w:t>
-      </w:r>
-      <w:r>
-        <w:rPr>
-          <w:spacing w:val="-6"/>
-          <w:sz w:val="16"/>
-        </w:rPr>
-        <w:t>acknowledgment</w:t>
-      </w:r>
-      <w:r>
-        <w:rPr>
-          <w:spacing w:val="-4"/>
-          <w:sz w:val="16"/>
-        </w:rPr>
-        <w:t xml:space="preserve"> </w:t>
-      </w:r>
-      <w:r>
-        <w:rPr>
-          <w:spacing w:val="-6"/>
-          <w:sz w:val="16"/>
-        </w:rPr>
-        <w:t>receipt</w:t>
-      </w:r>
-      <w:r>
-        <w:rPr>
-          <w:spacing w:val="-4"/>
-          <w:sz w:val="16"/>
-        </w:rPr>
-        <w:t xml:space="preserve"> </w:t>
-      </w:r>
-      <w:r>
-        <w:rPr>
-          <w:spacing w:val="-6"/>
-          <w:sz w:val="16"/>
-        </w:rPr>
-        <w:t>for</w:t>
-      </w:r>
-      <w:r>
-        <w:rPr>
-          <w:spacing w:val="-4"/>
-          <w:sz w:val="16"/>
-        </w:rPr>
-        <w:t xml:space="preserve"> </w:t>
-      </w:r>
-      <w:r>
-        <w:rPr>
-          <w:spacing w:val="-6"/>
-          <w:sz w:val="16"/>
-        </w:rPr>
-        <w:t>the</w:t>
-      </w:r>
-      <w:r>
-        <w:rPr>
-          <w:spacing w:val="-4"/>
-          <w:sz w:val="16"/>
-        </w:rPr>
-        <w:t xml:space="preserve"> </w:t>
-      </w:r>
-      <w:r>
-        <w:rPr>
-          <w:spacing w:val="-6"/>
-          <w:sz w:val="16"/>
-        </w:rPr>
-        <w:t>same</w:t>
-      </w:r>
-      <w:r>
-        <w:rPr>
-          <w:spacing w:val="-4"/>
-          <w:sz w:val="16"/>
-        </w:rPr>
-        <w:t xml:space="preserve"> </w:t>
-      </w:r>
-      <w:r>
-        <w:rPr>
-          <w:spacing w:val="-6"/>
-          <w:sz w:val="16"/>
-        </w:rPr>
-        <w:t>or</w:t>
-      </w:r>
-      <w:r>
-        <w:rPr>
-          <w:spacing w:val="-4"/>
-          <w:sz w:val="16"/>
-        </w:rPr>
-        <w:t xml:space="preserve"> </w:t>
-      </w:r>
-      <w:r>
-        <w:rPr>
-          <w:spacing w:val="-6"/>
-          <w:sz w:val="16"/>
-        </w:rPr>
-        <w:t>make</w:t>
-      </w:r>
-      <w:r>
-        <w:rPr>
-          <w:spacing w:val="-4"/>
-          <w:sz w:val="16"/>
-        </w:rPr>
-        <w:t xml:space="preserve"> </w:t>
-      </w:r>
-      <w:r>
-        <w:rPr>
-          <w:spacing w:val="-6"/>
-          <w:sz w:val="16"/>
-        </w:rPr>
-        <w:t>a</w:t>
-      </w:r>
-      <w:r>
-        <w:rPr>
-          <w:spacing w:val="-4"/>
-          <w:sz w:val="16"/>
-        </w:rPr>
-        <w:t xml:space="preserve"> </w:t>
-      </w:r>
-      <w:r>
-        <w:rPr>
-          <w:spacing w:val="-6"/>
-          <w:sz w:val="16"/>
-        </w:rPr>
-        <w:t>payment</w:t>
-      </w:r>
-      <w:r>
-        <w:rPr>
-          <w:spacing w:val="-4"/>
-          <w:sz w:val="16"/>
-        </w:rPr>
-        <w:t xml:space="preserve"> </w:t>
-      </w:r>
-      <w:r>
-        <w:rPr>
-          <w:spacing w:val="-6"/>
-          <w:sz w:val="16"/>
-        </w:rPr>
-        <w:t>by</w:t>
-      </w:r>
-      <w:r>
-        <w:rPr>
-          <w:spacing w:val="-4"/>
-          <w:sz w:val="16"/>
-        </w:rPr>
-        <w:t xml:space="preserve"> </w:t>
-      </w:r>
-      <w:r>
-        <w:rPr>
-          <w:spacing w:val="-6"/>
-          <w:sz w:val="16"/>
-        </w:rPr>
-        <w:t>using</w:t>
-      </w:r>
-      <w:r>
-        <w:rPr>
-          <w:spacing w:val="-4"/>
-          <w:sz w:val="16"/>
-        </w:rPr>
-        <w:t xml:space="preserve"> </w:t>
-      </w:r>
-      <w:r>
-        <w:rPr>
-          <w:b/>
-          <w:spacing w:val="-6"/>
-          <w:sz w:val="17"/>
-        </w:rPr>
-        <w:t>your</w:t>
-      </w:r>
-      <w:r>
-        <w:rPr>
-          <w:b/>
-          <w:sz w:val="17"/>
-        </w:rPr>
-        <w:t xml:space="preserve"> </w:t>
-      </w:r>
-      <w:r>
-        <w:rPr>
-          <w:b/>
-          <w:spacing w:val="-4"/>
-          <w:w w:val="90"/>
-          <w:sz w:val="17"/>
-        </w:rPr>
-        <w:t>loan</w:t>
-      </w:r>
-      <w:r>
-        <w:rPr>
-          <w:b/>
-          <w:spacing w:val="-7"/>
-          <w:sz w:val="17"/>
-        </w:rPr>
-        <w:t xml:space="preserve"> </w:t>
-      </w:r>
-      <w:r>
-        <w:rPr>
-          <w:b/>
-          <w:spacing w:val="-4"/>
-          <w:w w:val="90"/>
-          <w:sz w:val="17"/>
-        </w:rPr>
-        <w:t>account</w:t>
-      </w:r>
-      <w:r>
-        <w:rPr>
-          <w:b/>
-          <w:spacing w:val="-7"/>
-          <w:sz w:val="17"/>
-        </w:rPr>
-        <w:t xml:space="preserve"> </w:t>
-      </w:r>
-      <w:r>
-        <w:rPr>
-          <w:b/>
-          <w:spacing w:val="-4"/>
-          <w:w w:val="90"/>
-          <w:sz w:val="17"/>
-        </w:rPr>
-        <w:t>number</w:t>
-      </w:r>
-      <w:r>
-        <w:rPr>
-          <w:b/>
-          <w:spacing w:val="-6"/>
-          <w:sz w:val="17"/>
-        </w:rPr>
-        <w:t xml:space="preserve"> </w:t>
-      </w:r>
-      <w:r>
-        <w:rPr>
-          <w:b/>
-          <w:spacing w:val="-4"/>
-          <w:w w:val="90"/>
-          <w:sz w:val="17"/>
-        </w:rPr>
-        <w:t>via</w:t>
-      </w:r>
-      <w:r>
-        <w:rPr>
-          <w:b/>
-          <w:spacing w:val="-7"/>
-          <w:sz w:val="17"/>
-        </w:rPr>
-        <w:t xml:space="preserve"> </w:t>
-      </w:r>
-      <w:r>
-        <w:rPr>
-          <w:b/>
-          <w:spacing w:val="-4"/>
-          <w:w w:val="90"/>
-          <w:sz w:val="17"/>
-        </w:rPr>
-        <w:t>All</w:t>
-      </w:r>
-      <w:r>
-        <w:rPr>
-          <w:b/>
-          <w:spacing w:val="-7"/>
-          <w:sz w:val="17"/>
-        </w:rPr>
-        <w:t xml:space="preserve"> </w:t>
-      </w:r>
-      <w:r>
-        <w:rPr>
-          <w:b/>
-          <w:spacing w:val="-4"/>
-          <w:w w:val="90"/>
-          <w:sz w:val="17"/>
-        </w:rPr>
-        <w:t>UPI</w:t>
-      </w:r>
-      <w:r>
-        <w:rPr>
-          <w:b/>
-          <w:spacing w:val="-6"/>
-          <w:sz w:val="17"/>
-        </w:rPr>
-        <w:t xml:space="preserve"> </w:t>
-      </w:r>
-      <w:r>
-        <w:rPr>
-          <w:b/>
-          <w:spacing w:val="-4"/>
-          <w:w w:val="90"/>
-          <w:sz w:val="17"/>
-        </w:rPr>
-        <w:t>Mobile</w:t>
-      </w:r>
-      <w:r>
-        <w:rPr>
-          <w:b/>
-          <w:spacing w:val="-7"/>
-          <w:sz w:val="17"/>
-        </w:rPr>
-        <w:t xml:space="preserve"> </w:t>
-      </w:r>
-      <w:r>
-        <w:rPr>
-          <w:b/>
-          <w:spacing w:val="-4"/>
-          <w:w w:val="90"/>
-          <w:sz w:val="17"/>
-        </w:rPr>
-        <w:t>applications</w:t>
-      </w:r>
-      <w:r>
-        <w:rPr>
-          <w:b/>
-          <w:spacing w:val="-6"/>
-          <w:sz w:val="17"/>
-        </w:rPr>
-        <w:t xml:space="preserve"> </w:t>
-      </w:r>
-      <w:r>
-        <w:rPr>
-          <w:b/>
-          <w:spacing w:val="-4"/>
-          <w:w w:val="90"/>
-          <w:sz w:val="17"/>
-        </w:rPr>
-        <w:t>(Ex:</w:t>
-      </w:r>
-      <w:r>
-        <w:rPr>
-          <w:b/>
-          <w:spacing w:val="-7"/>
-          <w:sz w:val="17"/>
-        </w:rPr>
-        <w:t xml:space="preserve"> </w:t>
-      </w:r>
-      <w:r>
-        <w:rPr>
-          <w:b/>
-          <w:spacing w:val="-4"/>
-          <w:w w:val="90"/>
-          <w:sz w:val="17"/>
-        </w:rPr>
-        <w:t>PhonePe</w:t>
-      </w:r>
-      <w:r>
-        <w:rPr>
-          <w:b/>
-          <w:spacing w:val="-3"/>
-          <w:sz w:val="17"/>
-        </w:rPr>
-        <w:t xml:space="preserve"> </w:t>
-      </w:r>
-      <w:r>
-        <w:rPr>
-          <w:b/>
-          <w:spacing w:val="-4"/>
-          <w:w w:val="90"/>
-          <w:sz w:val="17"/>
-        </w:rPr>
-        <w:t>&gt;&gt;</w:t>
-      </w:r>
-      <w:r>
-        <w:rPr>
-          <w:b/>
-          <w:spacing w:val="-7"/>
-          <w:sz w:val="17"/>
-        </w:rPr>
-        <w:t xml:space="preserve"> </w:t>
-      </w:r>
-      <w:r>
-        <w:rPr>
-          <w:b/>
-          <w:spacing w:val="-4"/>
-          <w:w w:val="90"/>
-          <w:sz w:val="17"/>
-        </w:rPr>
-        <w:t>Loan</w:t>
-      </w:r>
-      <w:r>
-        <w:rPr>
-          <w:b/>
-          <w:spacing w:val="-7"/>
-          <w:sz w:val="17"/>
-        </w:rPr>
-        <w:t xml:space="preserve"> </w:t>
-      </w:r>
-      <w:r>
-        <w:rPr>
-          <w:b/>
-          <w:spacing w:val="-4"/>
-          <w:w w:val="90"/>
-          <w:sz w:val="17"/>
-        </w:rPr>
-        <w:t>Repayment</w:t>
-      </w:r>
-      <w:r>
-        <w:rPr>
-          <w:b/>
-          <w:spacing w:val="-3"/>
-          <w:sz w:val="17"/>
-        </w:rPr>
-        <w:t xml:space="preserve"> </w:t>
-      </w:r>
-      <w:r>
-        <w:rPr>
-          <w:b/>
-          <w:spacing w:val="-4"/>
-          <w:w w:val="90"/>
-          <w:sz w:val="17"/>
-        </w:rPr>
-        <w:t>option</w:t>
-      </w:r>
-      <w:r>
-        <w:rPr>
-          <w:b/>
-          <w:spacing w:val="-7"/>
-          <w:sz w:val="17"/>
-        </w:rPr>
-        <w:t xml:space="preserve"> </w:t>
-      </w:r>
-      <w:r>
-        <w:rPr>
-          <w:b/>
-          <w:spacing w:val="-4"/>
-          <w:w w:val="90"/>
-          <w:sz w:val="17"/>
-        </w:rPr>
-        <w:t>&gt;&gt;</w:t>
-      </w:r>
-      <w:r>
-        <w:rPr>
-          <w:b/>
-          <w:spacing w:val="-7"/>
-          <w:sz w:val="17"/>
-        </w:rPr>
-        <w:t xml:space="preserve"> </w:t>
-      </w:r>
-      <w:r>
-        <w:rPr>
-          <w:b/>
-          <w:spacing w:val="-4"/>
-          <w:w w:val="90"/>
-          <w:sz w:val="17"/>
-        </w:rPr>
-        <w:t>Padma</w:t>
-      </w:r>
-      <w:r>
-        <w:rPr>
-          <w:b/>
-          <w:spacing w:val="-6"/>
-          <w:sz w:val="17"/>
-        </w:rPr>
-        <w:t xml:space="preserve"> </w:t>
-      </w:r>
-      <w:r>
-        <w:rPr>
-          <w:b/>
-          <w:spacing w:val="-4"/>
-          <w:w w:val="90"/>
-          <w:sz w:val="17"/>
-        </w:rPr>
-        <w:t>Sai</w:t>
-      </w:r>
-      <w:r>
-        <w:rPr>
-          <w:b/>
-          <w:spacing w:val="-5"/>
-          <w:sz w:val="17"/>
-        </w:rPr>
-        <w:t xml:space="preserve"> </w:t>
-      </w:r>
-      <w:r>
-        <w:rPr>
-          <w:b/>
-          <w:spacing w:val="-4"/>
-          <w:w w:val="90"/>
-          <w:sz w:val="17"/>
-        </w:rPr>
-        <w:t>Finance</w:t>
-      </w:r>
-      <w:r>
-        <w:rPr>
-          <w:b/>
-          <w:spacing w:val="-1"/>
-          <w:sz w:val="17"/>
-        </w:rPr>
-        <w:t xml:space="preserve"> </w:t>
-      </w:r>
-      <w:r>
-        <w:rPr>
-          <w:b/>
-          <w:spacing w:val="-4"/>
-          <w:w w:val="90"/>
-          <w:sz w:val="17"/>
-        </w:rPr>
-        <w:t>Ltd</w:t>
-      </w:r>
-      <w:r>
-        <w:rPr>
-          <w:b/>
-          <w:spacing w:val="-7"/>
-          <w:sz w:val="17"/>
-        </w:rPr>
-        <w:t xml:space="preserve"> </w:t>
-      </w:r>
-      <w:r>
-        <w:rPr>
-          <w:b/>
-          <w:spacing w:val="-4"/>
-          <w:w w:val="90"/>
-          <w:sz w:val="17"/>
-        </w:rPr>
-        <w:t>&gt;&gt;</w:t>
-      </w:r>
-      <w:r>
-        <w:rPr>
-          <w:b/>
-          <w:spacing w:val="-7"/>
-          <w:sz w:val="17"/>
-        </w:rPr>
-        <w:t xml:space="preserve"> </w:t>
-      </w:r>
-      <w:r>
-        <w:rPr>
-          <w:b/>
-          <w:spacing w:val="-4"/>
-          <w:w w:val="90"/>
-          <w:sz w:val="17"/>
-        </w:rPr>
-        <w:t>Loan</w:t>
-      </w:r>
-      <w:r>
-        <w:rPr>
-          <w:b/>
-          <w:spacing w:val="-6"/>
-          <w:sz w:val="17"/>
-        </w:rPr>
-        <w:t xml:space="preserve"> </w:t>
-      </w:r>
-      <w:r>
-        <w:rPr>
-          <w:b/>
-          <w:spacing w:val="-4"/>
-          <w:w w:val="90"/>
-          <w:sz w:val="17"/>
-        </w:rPr>
-        <w:t>Account</w:t>
-      </w:r>
-      <w:r>
-        <w:rPr>
-          <w:b/>
-          <w:spacing w:val="-4"/>
-          <w:sz w:val="17"/>
-        </w:rPr>
-        <w:t xml:space="preserve"> </w:t>
-      </w:r>
-      <w:r>
-        <w:rPr>
-          <w:b/>
-          <w:spacing w:val="-4"/>
-          <w:w w:val="90"/>
-          <w:sz w:val="17"/>
-        </w:rPr>
-        <w:t>Number:</w:t>
-      </w:r>
-      <w:r>
-        <w:rPr>
-          <w:b/>
-          <w:spacing w:val="-4"/>
-          <w:sz w:val="17"/>
-        </w:rPr>
-        <w:t xml:space="preserve"> </w:t>
-      </w:r>
-      <w:r>
-        <w:rPr>
-          <w:b/>
-          <w:spacing w:val="-4"/>
-          <w:w w:val="90"/>
-          <w:sz w:val="17"/>
-          <w:u w:val="single"/>
-        </w:rPr>
-        <w:t>{{</w:t>
-      </w:r>
-      <w:r>
-        <w:rPr>
-          <w:b/>
-          <w:spacing w:val="-4"/>
-          <w:w w:val="90"/>
-          <w:sz w:val="17"/>
-          <w:u w:val="single"/>
-        </w:rPr>
-        <w:t>loan_account}}</w:t>
-      </w:r>
-      <w:r>
-        <w:rPr>
-          <w:b/>
-          <w:spacing w:val="-8"/>
-          <w:sz w:val="17"/>
-        </w:rPr>
-        <w:t>)</w:t>
-      </w:r>
-      <w:r>
-        <w:rPr>
-          <w:b/>
-          <w:spacing w:val="-2"/>
-          <w:sz w:val="17"/>
-        </w:rPr>
-        <w:t xml:space="preserve"> </w:t>
-      </w:r>
-      <w:r>
-        <w:rPr>
-          <w:b/>
-          <w:spacing w:val="-8"/>
-          <w:sz w:val="17"/>
-        </w:rPr>
-        <w:t>After</w:t>
-      </w:r>
-      <w:r>
-        <w:rPr>
-          <w:b/>
-          <w:spacing w:val="-9"/>
-          <w:sz w:val="17"/>
-        </w:rPr>
-        <w:t xml:space="preserve"> </w:t>
-      </w:r>
-      <w:r>
-        <w:rPr>
-          <w:b/>
-          <w:spacing w:val="-8"/>
-          <w:sz w:val="17"/>
-        </w:rPr>
-        <w:t>making payments,</w:t>
-      </w:r>
-      <w:r>
-        <w:rPr>
-          <w:b/>
-          <w:sz w:val="17"/>
-        </w:rPr>
-        <w:t xml:space="preserve"> </w:t>
-      </w:r>
-      <w:r>
-        <w:rPr>
-          <w:b/>
-          <w:spacing w:val="-8"/>
-          <w:sz w:val="17"/>
-        </w:rPr>
-        <w:t>please</w:t>
-      </w:r>
-      <w:r>
-        <w:rPr>
-          <w:b/>
-          <w:sz w:val="17"/>
-        </w:rPr>
-        <w:t xml:space="preserve"> </w:t>
-      </w:r>
-      <w:r>
-        <w:rPr>
-          <w:b/>
-          <w:spacing w:val="-8"/>
-          <w:sz w:val="17"/>
-        </w:rPr>
-        <w:t>notify us</w:t>
-      </w:r>
-      <w:r>
-        <w:rPr>
-          <w:b/>
-          <w:sz w:val="17"/>
-        </w:rPr>
-        <w:t xml:space="preserve"> </w:t>
-      </w:r>
-      <w:r>
-        <w:rPr>
-          <w:b/>
-          <w:spacing w:val="-8"/>
-          <w:sz w:val="17"/>
-        </w:rPr>
-        <w:t>at</w:t>
-      </w:r>
-      <w:r>
-        <w:rPr>
-          <w:b/>
-          <w:spacing w:val="-2"/>
-          <w:sz w:val="17"/>
-        </w:rPr>
-        <w:t xml:space="preserve"> </w:t>
-      </w:r>
-      <w:r>
-        <w:rPr>
-          <w:b/>
-          <w:spacing w:val="-8"/>
-          <w:sz w:val="17"/>
-        </w:rPr>
-        <w:t>8008600111.</w:t>
-      </w:r>
     </w:p>
     <w:p>
       <w:pPr>
